--- a/demo_output/tax/filled_csaladi_kedvezmeny.docx
+++ b/demo_output/tax/filled_csaladi_kedvezmeny.docx
@@ -189,7 +189,7 @@
         </w:rPr>
       </w:pPr>
       <w:r>
-        <w:t xml:space="preserve">A nyilatkozó magánszemély neve:  Kovács János  és </w:t>
+        <w:t xml:space="preserve">A nyilatkozó magánszemély neve:  Kovács János   és </w:t>
         <w:tab/>
         <w:t>Módosító nyilatkozat</w:t>
       </w:r>
@@ -204,9 +204,9 @@
         </w:rPr>
       </w:pPr>
       <w:r>
-        <w:t>adóazonosító jele: 8412345678</w:t>
+        <w:t xml:space="preserve">adóazonosító jele: 8  4  1  2  3  4  5  6  7  8  </w:t>
         <w:tab/>
-        <w:t>⎕</w:t>
+        <w:t xml:space="preserve"> ⎕</w:t>
       </w:r>
     </w:p>
     <w:p>
@@ -394,157 +394,15 @@
         </w:rPr>
       </w:pPr>
       <w:r>
-        <w:rPr>
-          <w:rFonts w:ascii="Cambria Math" w:hAnsi="Cambria Math" w:cs="Cambria Math"/>
-          <w:bCs/>
-          <w:szCs w:val="28"/>
-        </w:rPr>
-        <w:t>⎕⎕⎕⎕⎕⎕⎕⎕⎕⎕</w:t>
-      </w:r>
-      <w:r>
-        <w:rPr>
-          <w:bCs/>
-          <w:sz w:val="22"/>
-          <w:szCs w:val="22"/>
-        </w:rPr>
+        <w:t xml:space="preserve">8  5  1  2  3  4  5  6  7  8  </w:t>
         <w:tab/>
-        <w:t>.</w:t>
-      </w:r>
-      <w:r>
-        <w:rPr>
-          <w:bCs/>
-          <w:sz w:val="22"/>
-          <w:szCs w:val="22"/>
-        </w:rPr>
-        <w:t>…………………</w:t>
-      </w:r>
-      <w:r>
-        <w:rPr>
-          <w:bCs/>
-          <w:sz w:val="22"/>
-          <w:szCs w:val="22"/>
-        </w:rPr>
-        <w:t>…</w:t>
-      </w:r>
-      <w:r>
-        <w:rPr>
-          <w:bCs/>
-          <w:sz w:val="22"/>
-          <w:szCs w:val="22"/>
-        </w:rPr>
-        <w:t>……….…</w:t>
-      </w:r>
-      <w:r>
-        <w:rPr>
-          <w:bCs/>
-          <w:sz w:val="22"/>
-          <w:szCs w:val="22"/>
-        </w:rPr>
-        <w:t>…</w:t>
-      </w:r>
-      <w:r>
-        <w:rPr>
-          <w:bCs/>
-          <w:sz w:val="22"/>
-          <w:szCs w:val="22"/>
-        </w:rPr>
+        <w:t xml:space="preserve"> Kovács Péter  </w:t>
         <w:tab/>
-      </w:r>
-      <w:r>
-        <w:rPr>
-          <w:rFonts w:ascii="Cambria Math" w:hAnsi="Cambria Math" w:cs="Cambria Math"/>
-          <w:bCs/>
-          <w:szCs w:val="28"/>
-        </w:rPr>
-        <w:t>⎕</w:t>
-      </w:r>
-      <w:r>
-        <w:rPr>
-          <w:bCs/>
-          <w:sz w:val="22"/>
-          <w:szCs w:val="22"/>
-        </w:rPr>
+        <w:t>1</w:t>
         <w:tab/>
-      </w:r>
-      <w:r>
-        <w:rPr>
-          <w:rFonts w:ascii="Cambria Math" w:hAnsi="Cambria Math" w:cs="Cambria Math"/>
-          <w:bCs/>
-          <w:szCs w:val="28"/>
-        </w:rPr>
-        <w:t>⎕</w:t>
-      </w:r>
-      <w:r>
-        <w:rPr>
-          <w:bCs/>
-          <w:sz w:val="22"/>
-          <w:szCs w:val="22"/>
-        </w:rPr>
+        <w:t>a</w:t>
         <w:tab/>
-        <w:t>20</w:t>
-      </w:r>
-      <w:r>
-        <w:rPr>
-          <w:rFonts w:ascii="Cambria Math" w:hAnsi="Cambria Math" w:cs="Cambria Math"/>
-          <w:bCs/>
-          <w:szCs w:val="28"/>
-        </w:rPr>
-        <w:t>⎕</w:t>
-      </w:r>
-      <w:proofErr w:type="gramStart"/>
-      <w:r>
-        <w:rPr>
-          <w:rFonts w:ascii="Cambria Math" w:hAnsi="Cambria Math" w:cs="Cambria Math"/>
-          <w:bCs/>
-          <w:szCs w:val="28"/>
-        </w:rPr>
-        <w:t>⎕</w:t>
-      </w:r>
-      <w:r>
-        <w:rPr>
-          <w:bCs/>
-          <w:szCs w:val="28"/>
-        </w:rPr>
-        <w:t>.</w:t>
-      </w:r>
-      <w:r>
-        <w:rPr>
-          <w:rFonts w:ascii="Cambria Math" w:hAnsi="Cambria Math" w:cs="Cambria Math"/>
-          <w:bCs/>
-          <w:szCs w:val="28"/>
-        </w:rPr>
-        <w:t>⎕</w:t>
-      </w:r>
-      <w:proofErr w:type="gramEnd"/>
-      <w:r>
-        <w:rPr>
-          <w:rFonts w:ascii="Cambria Math" w:hAnsi="Cambria Math" w:cs="Cambria Math"/>
-          <w:bCs/>
-          <w:szCs w:val="28"/>
-        </w:rPr>
-        <w:t>⎕</w:t>
-      </w:r>
-      <w:r>
-        <w:rPr>
-          <w:bCs/>
-          <w:szCs w:val="28"/>
-        </w:rPr>
-        <w:t xml:space="preserve">. </w:t>
-      </w:r>
-      <w:r>
-        <w:rPr>
-          <w:rFonts w:ascii="Cambria Math" w:hAnsi="Cambria Math" w:cs="Cambria Math"/>
-          <w:bCs/>
-          <w:szCs w:val="28"/>
-        </w:rPr>
-        <w:t>⎕⎕</w:t>
-      </w:r>
-      <w:r>
-        <w:rPr>
-          <w:bCs/>
-          <w:szCs w:val="28"/>
-        </w:rPr>
-        <w:t>.</w:t>
+        <w:t>2026.01. 01.</w:t>
       </w:r>
     </w:p>
     <w:p>
@@ -564,149 +422,15 @@
         </w:rPr>
       </w:pPr>
       <w:r>
-        <w:rPr>
-          <w:rFonts w:ascii="Cambria Math" w:hAnsi="Cambria Math" w:cs="Cambria Math"/>
-          <w:bCs/>
-          <w:szCs w:val="28"/>
-        </w:rPr>
-        <w:t>⎕⎕⎕⎕⎕⎕⎕⎕⎕⎕</w:t>
-      </w:r>
-      <w:r>
-        <w:rPr>
-          <w:bCs/>
-          <w:sz w:val="22"/>
-          <w:szCs w:val="22"/>
-        </w:rPr>
+        <w:t xml:space="preserve">8  6  1  2  3  4  5  6  7  8  </w:t>
         <w:tab/>
-        <w:t>.…………………</w:t>
-      </w:r>
-      <w:r>
-        <w:rPr>
-          <w:bCs/>
-          <w:sz w:val="22"/>
-          <w:szCs w:val="22"/>
-        </w:rPr>
-        <w:t>…</w:t>
-      </w:r>
-      <w:r>
-        <w:rPr>
-          <w:bCs/>
-          <w:sz w:val="22"/>
-          <w:szCs w:val="22"/>
-        </w:rPr>
-        <w:t>……….…</w:t>
-      </w:r>
-      <w:r>
-        <w:rPr>
-          <w:bCs/>
-          <w:sz w:val="22"/>
-          <w:szCs w:val="22"/>
-        </w:rPr>
-        <w:t>…</w:t>
-      </w:r>
-      <w:r>
-        <w:rPr>
-          <w:bCs/>
-          <w:sz w:val="22"/>
-          <w:szCs w:val="22"/>
-        </w:rPr>
+        <w:t xml:space="preserve"> Kovács Anna   </w:t>
         <w:tab/>
-      </w:r>
-      <w:r>
-        <w:rPr>
-          <w:rFonts w:ascii="Cambria Math" w:hAnsi="Cambria Math" w:cs="Cambria Math"/>
-          <w:bCs/>
-          <w:szCs w:val="28"/>
-        </w:rPr>
-        <w:t>⎕</w:t>
-      </w:r>
-      <w:r>
-        <w:rPr>
-          <w:bCs/>
-          <w:sz w:val="22"/>
-          <w:szCs w:val="22"/>
-        </w:rPr>
+        <w:t>1</w:t>
         <w:tab/>
-      </w:r>
-      <w:r>
-        <w:rPr>
-          <w:rFonts w:ascii="Cambria Math" w:hAnsi="Cambria Math" w:cs="Cambria Math"/>
-          <w:bCs/>
-          <w:szCs w:val="28"/>
-        </w:rPr>
-        <w:t>⎕</w:t>
-      </w:r>
-      <w:r>
-        <w:rPr>
-          <w:bCs/>
-          <w:sz w:val="22"/>
-          <w:szCs w:val="22"/>
-        </w:rPr>
+        <w:t>b</w:t>
         <w:tab/>
-        <w:t>20</w:t>
-      </w:r>
-      <w:r>
-        <w:rPr>
-          <w:rFonts w:ascii="Cambria Math" w:hAnsi="Cambria Math" w:cs="Cambria Math"/>
-          <w:bCs/>
-          <w:szCs w:val="28"/>
-        </w:rPr>
-        <w:t>⎕</w:t>
-      </w:r>
-      <w:proofErr w:type="gramStart"/>
-      <w:r>
-        <w:rPr>
-          <w:rFonts w:ascii="Cambria Math" w:hAnsi="Cambria Math" w:cs="Cambria Math"/>
-          <w:bCs/>
-          <w:szCs w:val="28"/>
-        </w:rPr>
-        <w:t>⎕</w:t>
-      </w:r>
-      <w:r>
-        <w:rPr>
-          <w:bCs/>
-          <w:szCs w:val="28"/>
-        </w:rPr>
-        <w:t>.</w:t>
-      </w:r>
-      <w:r>
-        <w:rPr>
-          <w:rFonts w:ascii="Cambria Math" w:hAnsi="Cambria Math" w:cs="Cambria Math"/>
-          <w:bCs/>
-          <w:szCs w:val="28"/>
-        </w:rPr>
-        <w:t>⎕</w:t>
-      </w:r>
-      <w:proofErr w:type="gramEnd"/>
-      <w:r>
-        <w:rPr>
-          <w:rFonts w:ascii="Cambria Math" w:hAnsi="Cambria Math" w:cs="Cambria Math"/>
-          <w:bCs/>
-          <w:szCs w:val="28"/>
-        </w:rPr>
-        <w:t>⎕</w:t>
-      </w:r>
-      <w:r>
-        <w:rPr>
-          <w:bCs/>
-          <w:szCs w:val="28"/>
-        </w:rPr>
-        <w:t xml:space="preserve">. </w:t>
-      </w:r>
-      <w:r>
-        <w:rPr>
-          <w:rFonts w:ascii="Cambria Math" w:hAnsi="Cambria Math" w:cs="Cambria Math"/>
-          <w:bCs/>
-          <w:szCs w:val="28"/>
-        </w:rPr>
-        <w:t>⎕⎕</w:t>
-      </w:r>
-      <w:r>
-        <w:rPr>
-          <w:bCs/>
-          <w:szCs w:val="28"/>
-        </w:rPr>
-        <w:t>.</w:t>
+        <w:t>2026.02. 15.</w:t>
       </w:r>
     </w:p>
     <w:p>
@@ -726,149 +450,15 @@
         </w:rPr>
       </w:pPr>
       <w:r>
-        <w:rPr>
-          <w:rFonts w:ascii="Cambria Math" w:hAnsi="Cambria Math" w:cs="Cambria Math"/>
-          <w:bCs/>
-          <w:szCs w:val="28"/>
-        </w:rPr>
-        <w:t>⎕⎕⎕⎕⎕⎕⎕⎕⎕⎕</w:t>
-      </w:r>
-      <w:r>
-        <w:rPr>
-          <w:bCs/>
-          <w:sz w:val="22"/>
-          <w:szCs w:val="22"/>
-        </w:rPr>
+        <w:t xml:space="preserve">          </w:t>
         <w:tab/>
-        <w:t>.…………………</w:t>
-      </w:r>
-      <w:r>
-        <w:rPr>
-          <w:bCs/>
-          <w:sz w:val="22"/>
-          <w:szCs w:val="22"/>
-        </w:rPr>
-        <w:t>…</w:t>
-      </w:r>
-      <w:r>
-        <w:rPr>
-          <w:bCs/>
-          <w:sz w:val="22"/>
-          <w:szCs w:val="22"/>
-        </w:rPr>
-        <w:t>……….…</w:t>
-      </w:r>
-      <w:r>
-        <w:rPr>
-          <w:bCs/>
-          <w:sz w:val="22"/>
-          <w:szCs w:val="22"/>
-        </w:rPr>
-        <w:t>…</w:t>
-      </w:r>
-      <w:r>
-        <w:rPr>
-          <w:bCs/>
-          <w:sz w:val="22"/>
-          <w:szCs w:val="22"/>
-        </w:rPr>
+        <w:t xml:space="preserve">               </w:t>
         <w:tab/>
-      </w:r>
-      <w:r>
-        <w:rPr>
-          <w:rFonts w:ascii="Cambria Math" w:hAnsi="Cambria Math" w:cs="Cambria Math"/>
-          <w:bCs/>
-          <w:szCs w:val="28"/>
-        </w:rPr>
-        <w:t>⎕</w:t>
-      </w:r>
-      <w:r>
-        <w:rPr>
-          <w:bCs/>
-          <w:sz w:val="22"/>
-          <w:szCs w:val="22"/>
-        </w:rPr>
+        <w:t xml:space="preserve"> </w:t>
         <w:tab/>
-      </w:r>
-      <w:r>
-        <w:rPr>
-          <w:rFonts w:ascii="Cambria Math" w:hAnsi="Cambria Math" w:cs="Cambria Math"/>
-          <w:bCs/>
-          <w:szCs w:val="28"/>
-        </w:rPr>
-        <w:t>⎕</w:t>
-      </w:r>
-      <w:r>
-        <w:rPr>
-          <w:bCs/>
-          <w:sz w:val="22"/>
-          <w:szCs w:val="22"/>
-        </w:rPr>
+        <w:t xml:space="preserve"> </w:t>
         <w:tab/>
-        <w:t>20</w:t>
-      </w:r>
-      <w:r>
-        <w:rPr>
-          <w:rFonts w:ascii="Cambria Math" w:hAnsi="Cambria Math" w:cs="Cambria Math"/>
-          <w:bCs/>
-          <w:szCs w:val="28"/>
-        </w:rPr>
-        <w:t>⎕</w:t>
-      </w:r>
-      <w:proofErr w:type="gramStart"/>
-      <w:r>
-        <w:rPr>
-          <w:rFonts w:ascii="Cambria Math" w:hAnsi="Cambria Math" w:cs="Cambria Math"/>
-          <w:bCs/>
-          <w:szCs w:val="28"/>
-        </w:rPr>
-        <w:t>⎕</w:t>
-      </w:r>
-      <w:r>
-        <w:rPr>
-          <w:bCs/>
-          <w:szCs w:val="28"/>
-        </w:rPr>
-        <w:t>.</w:t>
-      </w:r>
-      <w:r>
-        <w:rPr>
-          <w:rFonts w:ascii="Cambria Math" w:hAnsi="Cambria Math" w:cs="Cambria Math"/>
-          <w:bCs/>
-          <w:szCs w:val="28"/>
-        </w:rPr>
-        <w:t>⎕</w:t>
-      </w:r>
-      <w:proofErr w:type="gramEnd"/>
-      <w:r>
-        <w:rPr>
-          <w:rFonts w:ascii="Cambria Math" w:hAnsi="Cambria Math" w:cs="Cambria Math"/>
-          <w:bCs/>
-          <w:szCs w:val="28"/>
-        </w:rPr>
-        <w:t>⎕</w:t>
-      </w:r>
-      <w:r>
-        <w:rPr>
-          <w:bCs/>
-          <w:szCs w:val="28"/>
-        </w:rPr>
-        <w:t xml:space="preserve">. </w:t>
-      </w:r>
-      <w:r>
-        <w:rPr>
-          <w:rFonts w:ascii="Cambria Math" w:hAnsi="Cambria Math" w:cs="Cambria Math"/>
-          <w:bCs/>
-          <w:szCs w:val="28"/>
-        </w:rPr>
-        <w:t>⎕⎕</w:t>
-      </w:r>
-      <w:r>
-        <w:rPr>
-          <w:bCs/>
-          <w:szCs w:val="28"/>
-        </w:rPr>
-        <w:t>.</w:t>
+        <w:t>20  .  .   .</w:t>
       </w:r>
     </w:p>
     <w:p>
@@ -1433,65 +1023,7 @@
         </w:rPr>
       </w:pPr>
       <w:r>
-        <w:rPr>
-          <w:sz w:val="26"/>
-          <w:szCs w:val="26"/>
-        </w:rPr>
-        <w:t xml:space="preserve">Nyilatkozom, hogy a családi kedvezményt </w:t>
-      </w:r>
-      <w:r>
-        <w:rPr>
-          <w:b/>
-          <w:bCs/>
-          <w:sz w:val="26"/>
-          <w:szCs w:val="26"/>
-        </w:rPr>
-        <w:t>egyedül</w:t>
-      </w:r>
-      <w:r>
-        <w:rPr>
-          <w:sz w:val="26"/>
-          <w:szCs w:val="26"/>
-        </w:rPr>
-        <w:t xml:space="preserve"> </w:t>
-      </w:r>
-      <w:r>
-        <w:rPr>
-          <w:rFonts w:ascii="Cambria Math" w:hAnsi="Cambria Math" w:cs="Cambria Math"/>
-          <w:sz w:val="26"/>
-          <w:szCs w:val="26"/>
-        </w:rPr>
-        <w:t>⎕</w:t>
-      </w:r>
-      <w:r>
-        <w:rPr>
-          <w:sz w:val="26"/>
-          <w:szCs w:val="26"/>
-        </w:rPr>
-        <w:t xml:space="preserve">, vagy jogosult házastársammal/élettársammal </w:t>
-      </w:r>
-      <w:r>
-        <w:rPr>
-          <w:b/>
-          <w:sz w:val="26"/>
-          <w:szCs w:val="26"/>
-        </w:rPr>
-        <w:t xml:space="preserve">közösen </w:t>
-      </w:r>
-      <w:r>
-        <w:rPr>
-          <w:rFonts w:ascii="Cambria Math" w:hAnsi="Cambria Math" w:cs="Cambria Math"/>
-          <w:sz w:val="26"/>
-          <w:szCs w:val="26"/>
-        </w:rPr>
-        <w:t>⎕</w:t>
-      </w:r>
-      <w:r>
-        <w:rPr>
-          <w:sz w:val="26"/>
-          <w:szCs w:val="26"/>
-        </w:rPr>
-        <w:t>érvényesítem.</w:t>
+        <w:t>Nyilatkozom, hogy a családi kedvezményt egyedül  ⎕, vagy jogosult házastársammal/élettársammal közösen  ☒érvényesítem.</w:t>
       </w:r>
     </w:p>
     <w:p>
@@ -1513,19 +1045,7 @@
         </w:rPr>
       </w:pPr>
       <w:r>
-        <w:rPr>
-          <w:sz w:val="26"/>
-          <w:szCs w:val="26"/>
-        </w:rPr>
-        <w:t xml:space="preserve">Nyilatkozom, hogy jogosult vagyok a családi kedvezményt Magyarországon érvényesíteni, külföldi államban a jövedelmem után azonos vagy hasonló kedvezményt nem veszek (vettem) igénybe. </w:t>
-      </w:r>
-      <w:r>
-        <w:rPr>
-          <w:rFonts w:ascii="Cambria" w:hAnsi="Cambria"/>
-          <w:sz w:val="26"/>
-          <w:szCs w:val="26"/>
-        </w:rPr>
-        <w:t>⎕</w:t>
+        <w:t>Nyilatkozom, hogy jogosult vagyok a családi kedvezményt Magyarországon érvényesíteni, külföldi államban a jövedelmem után azonos vagy hasonló kedvezményt nem veszek (vettem) igénybe.  ☒</w:t>
       </w:r>
     </w:p>
     <w:p>
@@ -1547,26 +1067,7 @@
         </w:rPr>
       </w:pPr>
       <w:r>
-        <w:rPr>
-          <w:sz w:val="26"/>
-          <w:szCs w:val="26"/>
-        </w:rPr>
-        <w:t>Nyilatkozom, hogy nem kérem a családi járulékkedvezmény havi összegének érvényesítését.</w:t>
-      </w:r>
-      <w:r>
-        <w:rPr>
-          <w:sz w:val="26"/>
-          <w:szCs w:val="26"/>
-        </w:rPr>
-        <w:t xml:space="preserve"> </w:t>
-      </w:r>
-      <w:r>
-        <w:rPr>
-          <w:rFonts w:ascii="Cambria Math" w:hAnsi="Cambria Math" w:cs="Cambria Math"/>
-          <w:sz w:val="26"/>
-          <w:szCs w:val="26"/>
-        </w:rPr>
-        <w:t>⎕</w:t>
+        <w:t>Nyilatkozom, hogy nem kérem a családi járulékkedvezmény havi összegének érvényesítését.  ⎕</w:t>
       </w:r>
     </w:p>
     <w:p>
@@ -1638,12 +1139,7 @@
         </w:rPr>
       </w:pPr>
       <w:r>
-        <w:rPr>
-          <w:b/>
-          <w:sz w:val="26"/>
-          <w:szCs w:val="26"/>
-        </w:rPr>
-        <w:t xml:space="preserve"> …… fő kedvezményezett eltartott után kívánom igénybe venni. </w:t>
+        <w:t xml:space="preserve">  2  fő kedvezményezett eltartott után kívánom igénybe venni. </w:t>
       </w:r>
     </w:p>
     <w:p>
@@ -1847,7 +1343,7 @@
         </w:rPr>
       </w:pPr>
       <w:r>
-        <w:t xml:space="preserve">       neve ……………………………………………………………………., adóazonosító jele: 8412345678,</w:t>
+        <w:t xml:space="preserve">       neve  Nagy Erzsébet             , adóazonosító jele: 8  9  1  2  3  4  5  6  7  8  ,</w:t>
       </w:r>
     </w:p>
     <w:p>
@@ -1862,74 +1358,7 @@
         </w:rPr>
       </w:pPr>
       <w:r>
-        <w:rPr>
-          <w:sz w:val="24"/>
-          <w:szCs w:val="24"/>
-        </w:rPr>
-        <w:t xml:space="preserve">      </w:t>
-      </w:r>
-      <w:r>
-        <w:rPr>
-          <w:sz w:val="24"/>
-          <w:szCs w:val="24"/>
-        </w:rPr>
-        <w:t>a</w:t>
-      </w:r>
-      <w:r>
-        <w:rPr>
-          <w:sz w:val="24"/>
-          <w:szCs w:val="24"/>
-        </w:rPr>
-        <w:t xml:space="preserve">dóelőleget megállapító </w:t>
-      </w:r>
-      <w:r>
-        <w:rPr>
-          <w:sz w:val="24"/>
-          <w:szCs w:val="24"/>
-        </w:rPr>
-        <w:t>munkáltató</w:t>
-      </w:r>
-      <w:r>
-        <w:rPr>
-          <w:sz w:val="24"/>
-          <w:szCs w:val="24"/>
-        </w:rPr>
-        <w:t>ja, kifizetője</w:t>
-      </w:r>
-      <w:r>
-        <w:rPr>
-          <w:sz w:val="24"/>
-          <w:szCs w:val="24"/>
-        </w:rPr>
-        <w:t xml:space="preserve"> megnevezése:</w:t>
-      </w:r>
-      <w:r>
-        <w:rPr>
-          <w:sz w:val="24"/>
-          <w:szCs w:val="24"/>
-        </w:rPr>
-        <w:t xml:space="preserve"> </w:t>
-      </w:r>
-      <w:r>
-        <w:rPr>
-          <w:sz w:val="24"/>
-          <w:szCs w:val="24"/>
-        </w:rPr>
-        <w:t>……</w:t>
-      </w:r>
-      <w:r>
-        <w:rPr>
-          <w:sz w:val="24"/>
-          <w:szCs w:val="24"/>
-        </w:rPr>
-        <w:t>…</w:t>
-      </w:r>
-      <w:r>
-        <w:rPr>
-          <w:sz w:val="24"/>
-          <w:szCs w:val="24"/>
-        </w:rPr>
-        <w:t>………………………………………</w:t>
+        <w:t xml:space="preserve">      adóelőleget megállapító munkáltatója, kifizetője megnevezése:  Teszt Zrt.       </w:t>
       </w:r>
     </w:p>
     <w:p>
@@ -1944,60 +1373,7 @@
         </w:rPr>
       </w:pPr>
       <w:r>
-        <w:rPr>
-          <w:sz w:val="24"/>
-          <w:szCs w:val="24"/>
-        </w:rPr>
-        <w:t xml:space="preserve">      a</w:t>
-      </w:r>
-      <w:r>
-        <w:rPr>
-          <w:sz w:val="24"/>
-          <w:szCs w:val="24"/>
-        </w:rPr>
-        <w:t>dószáma:</w:t>
-      </w:r>
-      <w:r>
-        <w:rPr>
-          <w:sz w:val="24"/>
-          <w:szCs w:val="24"/>
-        </w:rPr>
-        <w:t xml:space="preserve"> </w:t>
-      </w:r>
-      <w:r>
-        <w:rPr>
-          <w:rFonts w:ascii="Cambria" w:hAnsi="Cambria"/>
-          <w:szCs w:val="28"/>
-        </w:rPr>
-        <w:t>⎕⎕⎕⎕⎕⎕⎕⎕</w:t>
-      </w:r>
-      <w:r>
-        <w:rPr>
-          <w:rFonts w:ascii="Arial Terminal" w:hAnsi="Arial Terminal"/>
-          <w:szCs w:val="28"/>
-        </w:rPr>
-        <w:t>—</w:t>
-      </w:r>
-      <w:r>
-        <w:rPr>
-          <w:rFonts w:ascii="Cambria" w:hAnsi="Cambria"/>
-          <w:szCs w:val="28"/>
-        </w:rPr>
-        <w:t>⎕</w:t>
-      </w:r>
-      <w:r>
-        <w:rPr>
-          <w:rFonts w:ascii="Arial Terminal" w:hAnsi="Arial Terminal"/>
-          <w:szCs w:val="28"/>
-        </w:rPr>
-        <w:t>—</w:t>
-      </w:r>
-      <w:r>
-        <w:rPr>
-          <w:rFonts w:ascii="Cambria" w:hAnsi="Cambria"/>
-          <w:szCs w:val="28"/>
-        </w:rPr>
-        <w:t>⎕⎕</w:t>
+        <w:t xml:space="preserve">      adószáma: 8  7  6  5  4  3  2  1  2  2  2  </w:t>
       </w:r>
     </w:p>
     <w:p>
@@ -2136,60 +1512,7 @@
         </w:rPr>
       </w:pPr>
       <w:r>
-        <w:rPr>
-          <w:sz w:val="24"/>
-          <w:szCs w:val="24"/>
-        </w:rPr>
-        <w:t>A</w:t>
-      </w:r>
-      <w:r>
-        <w:rPr>
-          <w:sz w:val="24"/>
-          <w:szCs w:val="24"/>
-        </w:rPr>
-        <w:t xml:space="preserve"> </w:t>
-      </w:r>
-      <w:r>
-        <w:rPr>
-          <w:sz w:val="24"/>
-          <w:szCs w:val="24"/>
-        </w:rPr>
-        <w:t>munkáltató</w:t>
-      </w:r>
-      <w:r>
-        <w:rPr>
-          <w:sz w:val="24"/>
-          <w:szCs w:val="24"/>
-        </w:rPr>
-        <w:t>, kifizető</w:t>
-      </w:r>
-      <w:r>
-        <w:rPr>
-          <w:sz w:val="24"/>
-          <w:szCs w:val="24"/>
-        </w:rPr>
-        <w:t xml:space="preserve"> megnevezése:</w:t>
-      </w:r>
-      <w:r>
-        <w:rPr>
-          <w:sz w:val="24"/>
-          <w:szCs w:val="24"/>
-        </w:rPr>
-        <w:t xml:space="preserve"> </w:t>
-      </w:r>
-      <w:r>
-        <w:rPr>
-          <w:sz w:val="24"/>
-          <w:szCs w:val="24"/>
-        </w:rPr>
-        <w:t>……………………</w:t>
-      </w:r>
-      <w:r>
-        <w:rPr>
-          <w:sz w:val="24"/>
-          <w:szCs w:val="24"/>
-        </w:rPr>
-        <w:t>…………………………</w:t>
+        <w:t xml:space="preserve">A munkáltató, kifizető megnevezése:  Példa Kft.       </w:t>
       </w:r>
     </w:p>
     <w:p>
@@ -2201,59 +1524,7 @@
         </w:rPr>
       </w:pPr>
       <w:r>
-        <w:rPr>
-          <w:sz w:val="24"/>
-          <w:szCs w:val="24"/>
-        </w:rPr>
-        <w:t>adószáma:</w:t>
-      </w:r>
-      <w:r>
-        <w:rPr>
-          <w:sz w:val="24"/>
-          <w:szCs w:val="24"/>
-        </w:rPr>
-        <w:t xml:space="preserve"> </w:t>
-      </w:r>
-      <w:r>
-        <w:rPr>
-          <w:rFonts w:ascii="Cambria" w:hAnsi="Cambria"/>
-          <w:szCs w:val="28"/>
-        </w:rPr>
-        <w:t>⎕⎕⎕⎕⎕⎕⎕⎕</w:t>
-      </w:r>
-      <w:r>
-        <w:rPr>
-          <w:rFonts w:ascii="Arial Terminal" w:hAnsi="Arial Terminal"/>
-          <w:szCs w:val="28"/>
-        </w:rPr>
-        <w:t>—</w:t>
-      </w:r>
-      <w:r>
-        <w:rPr>
-          <w:rFonts w:ascii="Cambria" w:hAnsi="Cambria"/>
-          <w:szCs w:val="28"/>
-        </w:rPr>
-        <w:t>⎕</w:t>
-      </w:r>
-      <w:r>
-        <w:rPr>
-          <w:rFonts w:ascii="Arial Terminal" w:hAnsi="Arial Terminal"/>
-          <w:szCs w:val="28"/>
-        </w:rPr>
-        <w:t>—</w:t>
-      </w:r>
-      <w:r>
-        <w:rPr>
-          <w:rFonts w:ascii="Cambria" w:hAnsi="Cambria"/>
-          <w:szCs w:val="28"/>
-        </w:rPr>
-        <w:t>⎕⎕</w:t>
-      </w:r>
-      <w:r>
-        <w:rPr>
-          <w:sz w:val="24"/>
-          <w:szCs w:val="24"/>
-        </w:rPr>
+        <w:t xml:space="preserve">adószáma: 1  2  3  4  5  6  7  8  1  1  1  </w:t>
         <w:tab/>
       </w:r>
     </w:p>
